--- a/hin/docx/046.content.docx
+++ b/hin/docx/046.content.docx
@@ -420,7 +420,19 @@
         <w:rPr>
           <w:lang w:val="hi_IN" w:bidi="hi_IN"/>
         </w:rPr>
-        <w:t>1 यूह 3:11, 23</w:t>
+        <w:t>1 यूह 3:11</w:t>
+      </w:r>
+      <w:r>
+        <w:rPr>
+          <w:lang w:val="hi_IN" w:bidi="hi_IN"/>
+        </w:rPr>
+        <w:t xml:space="preserve">, </w:t>
+      </w:r>
+      <w:r>
+        <w:rPr>
+          <w:lang w:val="hi_IN" w:bidi="hi_IN"/>
+        </w:rPr>
+        <w:t>23</w:t>
       </w:r>
       <w:r>
         <w:rPr>
@@ -432,7 +444,19 @@
         <w:rPr>
           <w:lang w:val="hi_IN" w:bidi="hi_IN"/>
         </w:rPr>
-        <w:t>4:7, 11–12</w:t>
+        <w:t>4:7</w:t>
+      </w:r>
+      <w:r>
+        <w:rPr>
+          <w:lang w:val="hi_IN" w:bidi="hi_IN"/>
+        </w:rPr>
+        <w:t xml:space="preserve">, </w:t>
+      </w:r>
+      <w:r>
+        <w:rPr>
+          <w:lang w:val="hi_IN" w:bidi="hi_IN"/>
+        </w:rPr>
+        <w:t>11–12</w:t>
       </w:r>
       <w:r>
         <w:rPr>
@@ -589,7 +613,19 @@
         <w:rPr>
           <w:lang w:val="hi_IN" w:bidi="hi_IN"/>
         </w:rPr>
-        <w:t>लैव्य 19:18, 34</w:t>
+        <w:t>लैव्य 19:18</w:t>
+      </w:r>
+      <w:r>
+        <w:rPr>
+          <w:lang w:val="hi_IN" w:bidi="hi_IN"/>
+        </w:rPr>
+        <w:t xml:space="preserve">, </w:t>
+      </w:r>
+      <w:r>
+        <w:rPr>
+          <w:lang w:val="hi_IN" w:bidi="hi_IN"/>
+        </w:rPr>
+        <w:t>34</w:t>
       </w:r>
       <w:r>
         <w:rPr>
